--- a/src/content/bios-diffs/Holtrop-MW 2021 (track-changes).docx
+++ b/src/content/bios-diffs/Holtrop-MW 2021 (track-changes).docx
@@ -9,7 +9,7 @@
           <w:b/>
         </w:rPr>
       </w:pPr>
-      <w:del w:id="1000" w:author="IO BIO parser" w:date="2026-05-18T08:29:42Z">
+      <w:del w:id="1000" w:author="IO BIO parser" w:date="2026-05-18T08:57:46Z">
         <w:r>
           <w:rPr>
             <w:b/>
@@ -17,7 +17,7 @@
           <w:delText xml:space="preserve">HOLTROP, Marius Wilhelm (for </w:delText>
         </w:r>
       </w:del>
-      <w:del w:id="1000" w:author="IO BIO parser" w:date="2026-05-18T08:29:42Z">
+      <w:del w:id="1000" w:author="IO BIO parser" w:date="2026-05-18T08:57:46Z">
         <w:r>
           <w:rPr>
             <w:b/>
@@ -25,7 +25,7 @@
           <w:delText xml:space="preserve">close colleagues</w:delText>
         </w:r>
       </w:del>
-      <w:del w:id="1000" w:author="IO BIO parser" w:date="2026-05-18T08:29:42Z">
+      <w:del w:id="1000" w:author="IO BIO parser" w:date="2026-05-18T08:57:46Z">
         <w:r>
           <w:rPr>
             <w:b/>
@@ -33,7 +33,7 @@
           <w:delText xml:space="preserve">:</w:delText>
         </w:r>
       </w:del>
-      <w:del w:id="1000" w:author="IO BIO parser" w:date="2026-05-18T08:29:42Z">
+      <w:del w:id="1000" w:author="IO BIO parser" w:date="2026-05-18T08:57:46Z">
         <w:r>
           <w:rPr>
             <w:b/>
@@ -41,7 +41,7 @@
           <w:delText xml:space="preserve"> Bob), Dutch central banker and ninth President and Chairman of the Board </w:delText>
         </w:r>
       </w:del>
-      <w:del w:id="1000" w:author="IO BIO parser" w:date="2026-05-18T08:29:42Z">
+      <w:del w:id="1000" w:author="IO BIO parser" w:date="2026-05-18T08:57:46Z">
         <w:r>
           <w:rPr>
             <w:b/>
@@ -49,7 +49,7 @@
           <w:delText xml:space="preserve">of Directors </w:delText>
         </w:r>
       </w:del>
-      <w:del w:id="1000" w:author="IO BIO parser" w:date="2026-05-18T08:29:42Z">
+      <w:del w:id="1000" w:author="IO BIO parser" w:date="2026-05-18T08:57:46Z">
         <w:r>
           <w:rPr>
             <w:b/>
@@ -57,7 +57,7 @@
           <w:delText xml:space="preserve">of the Bank for International Settlements (BIS) 1958-1967, was born 2 November 1902 in Amsterdam, The Netherlands and passed away 1 April 1988 in Haarlem, The Netherlands. He was the son of </w:delText>
         </w:r>
       </w:del>
-      <w:del w:id="1000" w:author="IO BIO parser" w:date="2026-05-18T08:29:42Z">
+      <w:del w:id="1000" w:author="IO BIO parser" w:date="2026-05-18T08:57:46Z">
         <w:r>
           <w:rPr>
             <w:b/>
@@ -66,7 +66,7 @@
         </w:r>
       </w:del>
       <w:proofErr w:type="spellStart"/>
-      <w:del w:id="1000" w:author="IO BIO parser" w:date="2026-05-18T08:29:42Z">
+      <w:del w:id="1000" w:author="IO BIO parser" w:date="2026-05-18T08:57:46Z">
         <w:r>
           <w:rPr>
             <w:b/>
@@ -75,7 +75,7 @@
         </w:r>
       </w:del>
       <w:proofErr w:type="spellEnd"/>
-      <w:del w:id="1000" w:author="IO BIO parser" w:date="2026-05-18T08:29:42Z">
+      <w:del w:id="1000" w:author="IO BIO parser" w:date="2026-05-18T08:57:46Z">
         <w:r>
           <w:rPr>
             <w:b/>
@@ -84,7 +84,7 @@
         </w:r>
       </w:del>
       <w:proofErr w:type="spellStart"/>
-      <w:del w:id="1000" w:author="IO BIO parser" w:date="2026-05-18T08:29:42Z">
+      <w:del w:id="1000" w:author="IO BIO parser" w:date="2026-05-18T08:57:46Z">
         <w:r>
           <w:rPr>
             <w:b/>
@@ -93,7 +93,7 @@
         </w:r>
       </w:del>
       <w:proofErr w:type="spellEnd"/>
-      <w:del w:id="1000" w:author="IO BIO parser" w:date="2026-05-18T08:29:42Z">
+      <w:del w:id="1000" w:author="IO BIO parser" w:date="2026-05-18T08:57:46Z">
         <w:r>
           <w:rPr>
             <w:b/>
@@ -101,7 +101,7 @@
           <w:delText xml:space="preserve"> van Gelder, act</w:delText>
         </w:r>
       </w:del>
-      <w:del w:id="1000" w:author="IO BIO parser" w:date="2026-05-18T08:29:42Z">
+      <w:del w:id="1000" w:author="IO BIO parser" w:date="2026-05-18T08:57:46Z">
         <w:r>
           <w:rPr>
             <w:b/>
@@ -109,7 +109,7 @@
           <w:delText xml:space="preserve">ress</w:delText>
         </w:r>
       </w:del>
-      <w:del w:id="1000" w:author="IO BIO parser" w:date="2026-05-18T08:29:42Z">
+      <w:del w:id="1000" w:author="IO BIO parser" w:date="2026-05-18T08:57:46Z">
         <w:r>
           <w:rPr>
             <w:b/>
@@ -118,7 +118,7 @@
         </w:r>
       </w:del>
       <w:proofErr w:type="spellStart"/>
-      <w:del w:id="1000" w:author="IO BIO parser" w:date="2026-05-18T08:29:42Z">
+      <w:del w:id="1000" w:author="IO BIO parser" w:date="2026-05-18T08:57:46Z">
         <w:r>
           <w:rPr>
             <w:b/>
@@ -127,7 +127,7 @@
         </w:r>
       </w:del>
       <w:proofErr w:type="spellEnd"/>
-      <w:del w:id="1000" w:author="IO BIO parser" w:date="2026-05-18T08:29:42Z">
+      <w:del w:id="1000" w:author="IO BIO parser" w:date="2026-05-18T08:57:46Z">
         <w:r>
           <w:rPr>
             <w:b/>
@@ -135,7 +135,7 @@
           <w:delText xml:space="preserve">, with whom he had one daughter and two sons. After </w:delText>
         </w:r>
       </w:del>
-      <w:del w:id="1000" w:author="IO BIO parser" w:date="2026-05-18T08:29:42Z">
+      <w:del w:id="1000" w:author="IO BIO parser" w:date="2026-05-18T08:57:46Z">
         <w:r>
           <w:rPr>
             <w:b/>
@@ -143,7 +143,7 @@
           <w:delText xml:space="preserve">his wife</w:delText>
         </w:r>
       </w:del>
-      <w:del w:id="1000" w:author="IO BIO parser" w:date="2026-05-18T08:29:42Z">
+      <w:del w:id="1000" w:author="IO BIO parser" w:date="2026-05-18T08:57:46Z">
         <w:r>
           <w:rPr>
             <w:b/>
@@ -151,7 +151,7 @@
           <w:delText xml:space="preserve"> pass</w:delText>
         </w:r>
       </w:del>
-      <w:del w:id="1000" w:author="IO BIO parser" w:date="2026-05-18T08:29:42Z">
+      <w:del w:id="1000" w:author="IO BIO parser" w:date="2026-05-18T08:57:46Z">
         <w:r>
           <w:rPr>
             <w:b/>
@@ -159,7 +159,7 @@
           <w:delText xml:space="preserve">ed</w:delText>
         </w:r>
       </w:del>
-      <w:del w:id="1000" w:author="IO BIO parser" w:date="2026-05-18T08:29:42Z">
+      <w:del w:id="1000" w:author="IO BIO parser" w:date="2026-05-18T08:57:46Z">
         <w:r>
           <w:rPr>
             <w:b/>
@@ -167,7 +167,7 @@
           <w:delText xml:space="preserve"> away on 4 August 1965</w:delText>
         </w:r>
       </w:del>
-      <w:del w:id="1000" w:author="IO BIO parser" w:date="2026-05-18T08:29:42Z">
+      <w:del w:id="1000" w:author="IO BIO parser" w:date="2026-05-18T08:57:46Z">
         <w:r>
           <w:rPr>
             <w:b/>
@@ -175,7 +175,7 @@
           <w:delText xml:space="preserve">,</w:delText>
         </w:r>
       </w:del>
-      <w:del w:id="1000" w:author="IO BIO parser" w:date="2026-05-18T08:29:42Z">
+      <w:del w:id="1000" w:author="IO BIO parser" w:date="2026-05-18T08:57:46Z">
         <w:r>
           <w:rPr>
             <w:b/>
@@ -184,7 +184,7 @@
         </w:r>
       </w:del>
       <w:proofErr w:type="spellStart"/>
-      <w:del w:id="1000" w:author="IO BIO parser" w:date="2026-05-18T08:29:42Z">
+      <w:del w:id="1000" w:author="IO BIO parser" w:date="2026-05-18T08:57:46Z">
         <w:r>
           <w:rPr>
             <w:b/>
@@ -193,7 +193,7 @@
         </w:r>
       </w:del>
       <w:proofErr w:type="spellEnd"/>
-      <w:del w:id="1000" w:author="IO BIO parser" w:date="2026-05-18T08:29:42Z">
+      <w:del w:id="1000" w:author="IO BIO parser" w:date="2026-05-18T08:57:46Z">
         <w:r>
           <w:rPr>
             <w:b/>
@@ -201,7 +201,7 @@
           <w:delText xml:space="preserve"> on 4 </w:delText>
         </w:r>
       </w:del>
-      <w:del w:id="1000" w:author="IO BIO parser" w:date="2026-05-18T08:29:42Z">
+      <w:del w:id="1000" w:author="IO BIO parser" w:date="2026-05-18T08:57:46Z">
         <w:r>
           <w:rPr>
             <w:b/>
@@ -209,7 +209,7 @@
           <w:delText xml:space="preserve">October</w:delText>
         </w:r>
       </w:del>
-      <w:del w:id="1000" w:author="IO BIO parser" w:date="2026-05-18T08:29:42Z">
+      <w:del w:id="1000" w:author="IO BIO parser" w:date="2026-05-18T08:57:46Z">
         <w:r>
           <w:rPr>
             <w:b/>
@@ -217,7 +217,7 @@
           <w:delText xml:space="preserve"> 1966.</w:delText>
         </w:r>
       </w:del>
-      <w:ins w:id="1001" w:author="IO BIO parser" w:date="2026-05-18T08:29:42Z">
+      <w:ins w:id="1001" w:author="IO BIO parser" w:date="2026-05-18T08:57:46Z">
         <w:r>
           <w:t xml:space="preserve">HOLTROP, Marius Wilhelm (known as Bob), Dutch central banker and ninth President and Chairman of the Board of Directors of the Bank for International Settlements (BIS) 1958-1967, was born 2 November 1902 in Amsterdam, The Netherlands and passed away 1 April 1988 in Haarlem, The Netherlands. He was the son of Jan August Holtrop, actor, and Elisabeth Philippina van Gelder, actress. On 30 August 1926 he married Josina Juchter, with whom he had one daughter and two sons. After his wife passed away on 4 August 1965, he married Catharina Francisca Maria Peltenburg on 4 October 1966.</w:t>
         </w:r>

--- a/src/content/bios-diffs/Holtrop-MW 2021 (track-changes).docx
+++ b/src/content/bios-diffs/Holtrop-MW 2021 (track-changes).docx
@@ -9,7 +9,7 @@
           <w:b/>
         </w:rPr>
       </w:pPr>
-      <w:del w:id="1000" w:author="IO BIO parser" w:date="2026-05-18T08:57:46Z">
+      <w:del w:id="1000" w:author="IO BIO parser" w:date="2026-05-18T09:16:08Z">
         <w:r>
           <w:rPr>
             <w:b/>
@@ -17,7 +17,7 @@
           <w:delText xml:space="preserve">HOLTROP, Marius Wilhelm (for </w:delText>
         </w:r>
       </w:del>
-      <w:del w:id="1000" w:author="IO BIO parser" w:date="2026-05-18T08:57:46Z">
+      <w:del w:id="1000" w:author="IO BIO parser" w:date="2026-05-18T09:16:08Z">
         <w:r>
           <w:rPr>
             <w:b/>
@@ -25,7 +25,7 @@
           <w:delText xml:space="preserve">close colleagues</w:delText>
         </w:r>
       </w:del>
-      <w:del w:id="1000" w:author="IO BIO parser" w:date="2026-05-18T08:57:46Z">
+      <w:del w:id="1000" w:author="IO BIO parser" w:date="2026-05-18T09:16:08Z">
         <w:r>
           <w:rPr>
             <w:b/>
@@ -33,7 +33,7 @@
           <w:delText xml:space="preserve">:</w:delText>
         </w:r>
       </w:del>
-      <w:del w:id="1000" w:author="IO BIO parser" w:date="2026-05-18T08:57:46Z">
+      <w:del w:id="1000" w:author="IO BIO parser" w:date="2026-05-18T09:16:08Z">
         <w:r>
           <w:rPr>
             <w:b/>
@@ -41,7 +41,7 @@
           <w:delText xml:space="preserve"> Bob), Dutch central banker and ninth President and Chairman of the Board </w:delText>
         </w:r>
       </w:del>
-      <w:del w:id="1000" w:author="IO BIO parser" w:date="2026-05-18T08:57:46Z">
+      <w:del w:id="1000" w:author="IO BIO parser" w:date="2026-05-18T09:16:08Z">
         <w:r>
           <w:rPr>
             <w:b/>
@@ -49,7 +49,7 @@
           <w:delText xml:space="preserve">of Directors </w:delText>
         </w:r>
       </w:del>
-      <w:del w:id="1000" w:author="IO BIO parser" w:date="2026-05-18T08:57:46Z">
+      <w:del w:id="1000" w:author="IO BIO parser" w:date="2026-05-18T09:16:08Z">
         <w:r>
           <w:rPr>
             <w:b/>
@@ -57,7 +57,7 @@
           <w:delText xml:space="preserve">of the Bank for International Settlements (BIS) 1958-1967, was born 2 November 1902 in Amsterdam, The Netherlands and passed away 1 April 1988 in Haarlem, The Netherlands. He was the son of </w:delText>
         </w:r>
       </w:del>
-      <w:del w:id="1000" w:author="IO BIO parser" w:date="2026-05-18T08:57:46Z">
+      <w:del w:id="1000" w:author="IO BIO parser" w:date="2026-05-18T09:16:08Z">
         <w:r>
           <w:rPr>
             <w:b/>
@@ -66,7 +66,7 @@
         </w:r>
       </w:del>
       <w:proofErr w:type="spellStart"/>
-      <w:del w:id="1000" w:author="IO BIO parser" w:date="2026-05-18T08:57:46Z">
+      <w:del w:id="1000" w:author="IO BIO parser" w:date="2026-05-18T09:16:08Z">
         <w:r>
           <w:rPr>
             <w:b/>
@@ -75,7 +75,7 @@
         </w:r>
       </w:del>
       <w:proofErr w:type="spellEnd"/>
-      <w:del w:id="1000" w:author="IO BIO parser" w:date="2026-05-18T08:57:46Z">
+      <w:del w:id="1000" w:author="IO BIO parser" w:date="2026-05-18T09:16:08Z">
         <w:r>
           <w:rPr>
             <w:b/>
@@ -84,7 +84,7 @@
         </w:r>
       </w:del>
       <w:proofErr w:type="spellStart"/>
-      <w:del w:id="1000" w:author="IO BIO parser" w:date="2026-05-18T08:57:46Z">
+      <w:del w:id="1000" w:author="IO BIO parser" w:date="2026-05-18T09:16:08Z">
         <w:r>
           <w:rPr>
             <w:b/>
@@ -93,7 +93,7 @@
         </w:r>
       </w:del>
       <w:proofErr w:type="spellEnd"/>
-      <w:del w:id="1000" w:author="IO BIO parser" w:date="2026-05-18T08:57:46Z">
+      <w:del w:id="1000" w:author="IO BIO parser" w:date="2026-05-18T09:16:08Z">
         <w:r>
           <w:rPr>
             <w:b/>
@@ -101,7 +101,7 @@
           <w:delText xml:space="preserve"> van Gelder, act</w:delText>
         </w:r>
       </w:del>
-      <w:del w:id="1000" w:author="IO BIO parser" w:date="2026-05-18T08:57:46Z">
+      <w:del w:id="1000" w:author="IO BIO parser" w:date="2026-05-18T09:16:08Z">
         <w:r>
           <w:rPr>
             <w:b/>
@@ -109,7 +109,7 @@
           <w:delText xml:space="preserve">ress</w:delText>
         </w:r>
       </w:del>
-      <w:del w:id="1000" w:author="IO BIO parser" w:date="2026-05-18T08:57:46Z">
+      <w:del w:id="1000" w:author="IO BIO parser" w:date="2026-05-18T09:16:08Z">
         <w:r>
           <w:rPr>
             <w:b/>
@@ -118,7 +118,7 @@
         </w:r>
       </w:del>
       <w:proofErr w:type="spellStart"/>
-      <w:del w:id="1000" w:author="IO BIO parser" w:date="2026-05-18T08:57:46Z">
+      <w:del w:id="1000" w:author="IO BIO parser" w:date="2026-05-18T09:16:08Z">
         <w:r>
           <w:rPr>
             <w:b/>
@@ -127,7 +127,7 @@
         </w:r>
       </w:del>
       <w:proofErr w:type="spellEnd"/>
-      <w:del w:id="1000" w:author="IO BIO parser" w:date="2026-05-18T08:57:46Z">
+      <w:del w:id="1000" w:author="IO BIO parser" w:date="2026-05-18T09:16:08Z">
         <w:r>
           <w:rPr>
             <w:b/>
@@ -135,7 +135,7 @@
           <w:delText xml:space="preserve">, with whom he had one daughter and two sons. After </w:delText>
         </w:r>
       </w:del>
-      <w:del w:id="1000" w:author="IO BIO parser" w:date="2026-05-18T08:57:46Z">
+      <w:del w:id="1000" w:author="IO BIO parser" w:date="2026-05-18T09:16:08Z">
         <w:r>
           <w:rPr>
             <w:b/>
@@ -143,7 +143,7 @@
           <w:delText xml:space="preserve">his wife</w:delText>
         </w:r>
       </w:del>
-      <w:del w:id="1000" w:author="IO BIO parser" w:date="2026-05-18T08:57:46Z">
+      <w:del w:id="1000" w:author="IO BIO parser" w:date="2026-05-18T09:16:08Z">
         <w:r>
           <w:rPr>
             <w:b/>
@@ -151,7 +151,7 @@
           <w:delText xml:space="preserve"> pass</w:delText>
         </w:r>
       </w:del>
-      <w:del w:id="1000" w:author="IO BIO parser" w:date="2026-05-18T08:57:46Z">
+      <w:del w:id="1000" w:author="IO BIO parser" w:date="2026-05-18T09:16:08Z">
         <w:r>
           <w:rPr>
             <w:b/>
@@ -159,7 +159,7 @@
           <w:delText xml:space="preserve">ed</w:delText>
         </w:r>
       </w:del>
-      <w:del w:id="1000" w:author="IO BIO parser" w:date="2026-05-18T08:57:46Z">
+      <w:del w:id="1000" w:author="IO BIO parser" w:date="2026-05-18T09:16:08Z">
         <w:r>
           <w:rPr>
             <w:b/>
@@ -167,7 +167,7 @@
           <w:delText xml:space="preserve"> away on 4 August 1965</w:delText>
         </w:r>
       </w:del>
-      <w:del w:id="1000" w:author="IO BIO parser" w:date="2026-05-18T08:57:46Z">
+      <w:del w:id="1000" w:author="IO BIO parser" w:date="2026-05-18T09:16:08Z">
         <w:r>
           <w:rPr>
             <w:b/>
@@ -175,7 +175,7 @@
           <w:delText xml:space="preserve">,</w:delText>
         </w:r>
       </w:del>
-      <w:del w:id="1000" w:author="IO BIO parser" w:date="2026-05-18T08:57:46Z">
+      <w:del w:id="1000" w:author="IO BIO parser" w:date="2026-05-18T09:16:08Z">
         <w:r>
           <w:rPr>
             <w:b/>
@@ -184,7 +184,7 @@
         </w:r>
       </w:del>
       <w:proofErr w:type="spellStart"/>
-      <w:del w:id="1000" w:author="IO BIO parser" w:date="2026-05-18T08:57:46Z">
+      <w:del w:id="1000" w:author="IO BIO parser" w:date="2026-05-18T09:16:08Z">
         <w:r>
           <w:rPr>
             <w:b/>
@@ -193,7 +193,7 @@
         </w:r>
       </w:del>
       <w:proofErr w:type="spellEnd"/>
-      <w:del w:id="1000" w:author="IO BIO parser" w:date="2026-05-18T08:57:46Z">
+      <w:del w:id="1000" w:author="IO BIO parser" w:date="2026-05-18T09:16:08Z">
         <w:r>
           <w:rPr>
             <w:b/>
@@ -201,7 +201,7 @@
           <w:delText xml:space="preserve"> on 4 </w:delText>
         </w:r>
       </w:del>
-      <w:del w:id="1000" w:author="IO BIO parser" w:date="2026-05-18T08:57:46Z">
+      <w:del w:id="1000" w:author="IO BIO parser" w:date="2026-05-18T09:16:08Z">
         <w:r>
           <w:rPr>
             <w:b/>
@@ -209,7 +209,7 @@
           <w:delText xml:space="preserve">October</w:delText>
         </w:r>
       </w:del>
-      <w:del w:id="1000" w:author="IO BIO parser" w:date="2026-05-18T08:57:46Z">
+      <w:del w:id="1000" w:author="IO BIO parser" w:date="2026-05-18T09:16:08Z">
         <w:r>
           <w:rPr>
             <w:b/>
@@ -217,7 +217,7 @@
           <w:delText xml:space="preserve"> 1966.</w:delText>
         </w:r>
       </w:del>
-      <w:ins w:id="1001" w:author="IO BIO parser" w:date="2026-05-18T08:57:46Z">
+      <w:ins w:id="1001" w:author="IO BIO parser" w:date="2026-05-18T09:16:08Z">
         <w:r>
           <w:t xml:space="preserve">HOLTROP, Marius Wilhelm (known as Bob), Dutch central banker and ninth President and Chairman of the Board of Directors of the Bank for International Settlements (BIS) 1958-1967, was born 2 November 1902 in Amsterdam, The Netherlands and passed away 1 April 1988 in Haarlem, The Netherlands. He was the son of Jan August Holtrop, actor, and Elisabeth Philippina van Gelder, actress. On 30 August 1926 he married Josina Juchter, with whom he had one daughter and two sons. After his wife passed away on 4 August 1965, he married Catharina Francisca Maria Peltenburg on 4 October 1966.</w:t>
         </w:r>
